--- a/generated-contracts/src/main/resources/templates/ToTrinhGiaiNganVayHanMuc.docx
+++ b/generated-contracts/src/main/resources/templates/ToTrinhGiaiNganVayHanMuc.docx
@@ -4,6 +4,7 @@
   <w:body>
     <w:p>
       <w:pPr>
+        <w:spacing w:after="0" w:line="240" w:lineRule="auto"/>
         <w:jc w:val="center"/>
         <w:rPr>
           <w:rFonts w:ascii="Times New Roman" w:hAnsi="Times New Roman"/>
@@ -20,6 +21,7 @@
     </w:p>
     <w:p>
       <w:pPr>
+        <w:spacing w:after="0" w:line="240" w:lineRule="auto"/>
         <w:jc w:val="center"/>
         <w:rPr>
           <w:rFonts w:ascii="Times New Roman" w:hAnsi="Times New Roman"/>
@@ -35,13 +37,13 @@
         <mc:AlternateContent>
           <mc:Choice Requires="wps">
             <w:drawing>
-              <wp:anchor distT="0" distB="0" distL="114300" distR="114300" simplePos="0" relativeHeight="251659264" behindDoc="0" locked="0" layoutInCell="1" allowOverlap="1">
+              <wp:anchor distT="0" distB="0" distL="114300" distR="114300" simplePos="0" relativeHeight="251659264" behindDoc="0" locked="0" layoutInCell="1" allowOverlap="1" wp14:anchorId="61F56E5F" wp14:editId="1F98283A">
                 <wp:simplePos x="0" y="0"/>
                 <wp:positionH relativeFrom="column">
                   <wp:posOffset>2219325</wp:posOffset>
                 </wp:positionH>
                 <wp:positionV relativeFrom="paragraph">
-                  <wp:posOffset>287655</wp:posOffset>
+                  <wp:posOffset>219380</wp:posOffset>
                 </wp:positionV>
                 <wp:extent cx="2076450" cy="0"/>
                 <wp:effectExtent l="0" t="0" r="19050" b="19050"/>
@@ -84,7 +86,7 @@
           </mc:Choice>
           <mc:Fallback>
             <w:pict>
-              <v:line w14:anchorId="20CA43E4" id="Straight Connector 1" o:spid="_x0000_s1026" style="position:absolute;z-index:251659264;visibility:visible;mso-wrap-style:square;mso-wrap-distance-left:9pt;mso-wrap-distance-top:0;mso-wrap-distance-right:9pt;mso-wrap-distance-bottom:0;mso-position-horizontal:absolute;mso-position-horizontal-relative:text;mso-position-vertical:absolute;mso-position-vertical-relative:text" from="174.75pt,22.65pt" to="338.25pt,22.65pt" o:gfxdata="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" strokecolor="black [3200]" strokeweight=".5pt">
+              <v:line w14:anchorId="201AC154" id="Straight Connector 1" o:spid="_x0000_s1026" style="position:absolute;z-index:251659264;visibility:visible;mso-wrap-style:square;mso-wrap-distance-left:9pt;mso-wrap-distance-top:0;mso-wrap-distance-right:9pt;mso-wrap-distance-bottom:0;mso-position-horizontal:absolute;mso-position-horizontal-relative:text;mso-position-vertical:absolute;mso-position-vertical-relative:text" from="174.75pt,17.25pt" to="338.25pt,17.25pt" o:gfxdata="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" strokecolor="black [3200]" strokeweight=".5pt">
                 <v:stroke joinstyle="miter"/>
               </v:line>
             </w:pict>
@@ -101,6 +103,7 @@
     </w:p>
     <w:p>
       <w:pPr>
+        <w:spacing w:after="0" w:line="240" w:lineRule="auto"/>
         <w:ind w:left="5040"/>
         <w:jc w:val="center"/>
         <w:rPr>
@@ -120,6 +123,7 @@
     </w:p>
     <w:p>
       <w:pPr>
+        <w:spacing w:after="0" w:line="240" w:lineRule="auto"/>
         <w:jc w:val="center"/>
         <w:rPr>
           <w:rFonts w:ascii="Times New Roman" w:hAnsi="Times New Roman"/>
@@ -127,6 +131,17 @@
           <w:sz w:val="26"/>
         </w:rPr>
       </w:pPr>
+    </w:p>
+    <w:p>
+      <w:pPr>
+        <w:spacing w:after="0" w:line="240" w:lineRule="auto"/>
+        <w:jc w:val="center"/>
+        <w:rPr>
+          <w:rFonts w:ascii="Times New Roman" w:hAnsi="Times New Roman"/>
+          <w:b/>
+          <w:sz w:val="26"/>
+        </w:rPr>
+      </w:pPr>
       <w:r>
         <w:rPr>
           <w:rFonts w:ascii="Times New Roman" w:hAnsi="Times New Roman"/>
@@ -138,6 +153,7 @@
     </w:p>
     <w:p>
       <w:pPr>
+        <w:spacing w:after="0" w:line="240" w:lineRule="auto"/>
         <w:jc w:val="center"/>
         <w:rPr>
           <w:rFonts w:ascii="Times New Roman" w:hAnsi="Times New Roman"/>
@@ -156,6 +172,7 @@
     </w:p>
     <w:p>
       <w:pPr>
+        <w:spacing w:after="0" w:line="240" w:lineRule="auto"/>
         <w:jc w:val="center"/>
         <w:rPr>
           <w:rFonts w:ascii="Times New Roman" w:hAnsi="Times New Roman"/>
@@ -172,6 +189,17 @@
     </w:p>
     <w:p>
       <w:pPr>
+        <w:spacing w:after="0" w:line="240" w:lineRule="auto"/>
+        <w:jc w:val="center"/>
+        <w:rPr>
+          <w:rFonts w:ascii="Times New Roman" w:hAnsi="Times New Roman"/>
+          <w:sz w:val="26"/>
+        </w:rPr>
+      </w:pPr>
+    </w:p>
+    <w:p>
+      <w:pPr>
+        <w:spacing w:after="0" w:line="240" w:lineRule="auto"/>
         <w:ind w:firstLine="360"/>
         <w:rPr>
           <w:rFonts w:ascii="Times New Roman" w:hAnsi="Times New Roman"/>
@@ -188,6 +216,7 @@
     </w:p>
     <w:p>
       <w:pPr>
+        <w:spacing w:after="0" w:line="240" w:lineRule="auto"/>
         <w:ind w:firstLine="360"/>
         <w:rPr>
           <w:rFonts w:ascii="Times New Roman" w:hAnsi="Times New Roman"/>
@@ -277,6 +306,7 @@
     </w:p>
     <w:p>
       <w:pPr>
+        <w:spacing w:after="0" w:line="240" w:lineRule="auto"/>
         <w:ind w:firstLine="360"/>
         <w:rPr>
           <w:rFonts w:ascii="Times New Roman" w:hAnsi="Times New Roman"/>
@@ -293,6 +323,7 @@
     </w:p>
     <w:p>
       <w:pPr>
+        <w:spacing w:after="0" w:line="240" w:lineRule="auto"/>
         <w:rPr>
           <w:rFonts w:ascii="Times New Roman" w:hAnsi="Times New Roman"/>
           <w:b/>
@@ -310,6 +341,7 @@
     </w:p>
     <w:p>
       <w:pPr>
+        <w:spacing w:after="0" w:line="240" w:lineRule="auto"/>
         <w:rPr>
           <w:rFonts w:ascii="Times New Roman" w:hAnsi="Times New Roman"/>
           <w:b/>
@@ -335,6 +367,7 @@
     </w:p>
     <w:p>
       <w:pPr>
+        <w:spacing w:after="0" w:line="240" w:lineRule="auto"/>
         <w:rPr>
           <w:rFonts w:ascii="Times New Roman" w:hAnsi="Times New Roman"/>
           <w:sz w:val="26"/>
@@ -353,6 +386,13 @@
           <w:sz w:val="26"/>
         </w:rPr>
         <w:tab/>
+      </w:r>
+      <w:r>
+        <w:rPr>
+          <w:rFonts w:ascii="Times New Roman" w:hAnsi="Times New Roman"/>
+          <w:b/>
+          <w:sz w:val="26"/>
+        </w:rPr>
         <w:t>{{kh}}</w:t>
       </w:r>
       <w:r>
@@ -361,11 +401,25 @@
           <w:sz w:val="26"/>
         </w:rPr>
         <w:tab/>
+      </w:r>
+      <w:r>
+        <w:rPr>
+          <w:rFonts w:ascii="Times New Roman" w:hAnsi="Times New Roman"/>
+          <w:sz w:val="26"/>
+        </w:rPr>
+        <w:tab/>
+      </w:r>
+      <w:r>
+        <w:rPr>
+          <w:rFonts w:ascii="Times New Roman" w:hAnsi="Times New Roman"/>
+          <w:sz w:val="26"/>
+        </w:rPr>
         <w:t>Ngày sinh: {{nskh}}</w:t>
       </w:r>
     </w:p>
     <w:p>
       <w:pPr>
+        <w:spacing w:after="0" w:line="240" w:lineRule="auto"/>
         <w:rPr>
           <w:rFonts w:ascii="Times New Roman" w:hAnsi="Times New Roman"/>
           <w:sz w:val="26"/>
@@ -403,6 +457,7 @@
     </w:p>
     <w:p>
       <w:pPr>
+        <w:spacing w:after="0" w:line="240" w:lineRule="auto"/>
         <w:rPr>
           <w:rFonts w:ascii="Times New Roman" w:hAnsi="Times New Roman"/>
           <w:sz w:val="26"/>
@@ -447,6 +502,7 @@
     </w:p>
     <w:p>
       <w:pPr>
+        <w:spacing w:after="0" w:line="240" w:lineRule="auto"/>
         <w:rPr>
           <w:rFonts w:ascii="Times New Roman" w:hAnsi="Times New Roman"/>
           <w:sz w:val="26"/>
@@ -462,17 +518,25 @@
     </w:p>
     <w:p>
       <w:pPr>
-        <w:rPr>
-          <w:rFonts w:ascii="Times New Roman" w:hAnsi="Times New Roman"/>
-          <w:sz w:val="26"/>
-        </w:rPr>
-      </w:pPr>
-      <w:r>
-        <w:rPr>
-          <w:rFonts w:ascii="Times New Roman" w:hAnsi="Times New Roman"/>
-          <w:sz w:val="26"/>
-        </w:rPr>
-        <w:t xml:space="preserve">Cùng địa thường trú hiện nay: </w:t>
+        <w:spacing w:after="0" w:line="240" w:lineRule="auto"/>
+        <w:rPr>
+          <w:rFonts w:ascii="Times New Roman" w:hAnsi="Times New Roman"/>
+          <w:sz w:val="26"/>
+        </w:rPr>
+      </w:pPr>
+      <w:r>
+        <w:rPr>
+          <w:rFonts w:ascii="Times New Roman" w:hAnsi="Times New Roman"/>
+          <w:sz w:val="26"/>
+        </w:rPr>
+        <w:t>Địa chỉ thường trú</w:t>
+      </w:r>
+      <w:r>
+        <w:rPr>
+          <w:rFonts w:ascii="Times New Roman" w:hAnsi="Times New Roman"/>
+          <w:sz w:val="26"/>
+        </w:rPr>
+        <w:t xml:space="preserve">: </w:t>
       </w:r>
       <w:r>
         <w:rPr>
@@ -484,6 +548,322 @@
     </w:p>
     <w:p>
       <w:pPr>
+        <w:spacing w:after="0" w:line="240" w:lineRule="auto"/>
+        <w:rPr>
+          <w:rFonts w:ascii="Times New Roman" w:eastAsia="Times New Roman" w:hAnsi="Times New Roman" w:cs="Times New Roman"/>
+          <w:sz w:val="26"/>
+          <w:szCs w:val="26"/>
+        </w:rPr>
+      </w:pPr>
+      <w:r>
+        <w:rPr>
+          <w:rFonts w:ascii="Times New Roman" w:hAnsi="Times New Roman"/>
+          <w:sz w:val="26"/>
+          <w:szCs w:val="26"/>
+        </w:rPr>
+        <w:t xml:space="preserve">Và {{gtntt}}: </w:t>
+      </w:r>
+      <w:r>
+        <w:rPr>
+          <w:rFonts w:ascii="Times New Roman" w:hAnsi="Times New Roman"/>
+          <w:sz w:val="26"/>
+          <w:szCs w:val="26"/>
+        </w:rPr>
+        <w:tab/>
+      </w:r>
+      <w:r>
+        <w:rPr>
+          <w:rFonts w:ascii="Times New Roman" w:hAnsi="Times New Roman"/>
+          <w:sz w:val="26"/>
+          <w:szCs w:val="26"/>
+        </w:rPr>
+        <w:tab/>
+      </w:r>
+      <w:r>
+        <w:rPr>
+          <w:rFonts w:ascii="Times New Roman" w:hAnsi="Times New Roman"/>
+          <w:sz w:val="26"/>
+          <w:szCs w:val="26"/>
+        </w:rPr>
+        <w:tab/>
+      </w:r>
+      <w:r>
+        <w:rPr>
+          <w:rFonts w:ascii="Times New Roman" w:hAnsi="Times New Roman"/>
+          <w:sz w:val="26"/>
+          <w:szCs w:val="26"/>
+        </w:rPr>
+        <w:tab/>
+      </w:r>
+      <w:r>
+        <w:rPr>
+          <w:rFonts w:ascii="Times New Roman" w:hAnsi="Times New Roman"/>
+          <w:b/>
+          <w:sz w:val="26"/>
+          <w:szCs w:val="26"/>
+        </w:rPr>
+        <w:t>{{ntkh}}</w:t>
+      </w:r>
+      <w:r>
+        <w:rPr>
+          <w:rFonts w:ascii="Times New Roman" w:hAnsi="Times New Roman"/>
+          <w:sz w:val="26"/>
+          <w:szCs w:val="26"/>
+        </w:rPr>
+        <w:t xml:space="preserve"> </w:t>
+      </w:r>
+      <w:r>
+        <w:rPr>
+          <w:rFonts w:ascii="Times New Roman" w:hAnsi="Times New Roman"/>
+          <w:sz w:val="26"/>
+          <w:szCs w:val="26"/>
+        </w:rPr>
+        <w:tab/>
+      </w:r>
+      <w:r>
+        <w:rPr>
+          <w:rFonts w:ascii="Times New Roman" w:hAnsi="Times New Roman"/>
+          <w:sz w:val="26"/>
+          <w:szCs w:val="26"/>
+        </w:rPr>
+        <w:tab/>
+      </w:r>
+      <w:r>
+        <w:rPr>
+          <w:rFonts w:ascii="Times New Roman" w:hAnsi="Times New Roman"/>
+          <w:sz w:val="26"/>
+          <w:szCs w:val="26"/>
+        </w:rPr>
+        <w:t>Ngày sinh</w:t>
+      </w:r>
+      <w:r>
+        <w:rPr>
+          <w:rFonts w:ascii="Times New Roman" w:hAnsi="Times New Roman"/>
+          <w:sz w:val="26"/>
+          <w:szCs w:val="26"/>
+        </w:rPr>
+        <w:t xml:space="preserve">: </w:t>
+      </w:r>
+      <w:r>
+        <w:rPr>
+          <w:rFonts w:ascii="Times New Roman" w:hAnsi="Times New Roman"/>
+          <w:sz w:val="26"/>
+          <w:szCs w:val="26"/>
+        </w:rPr>
+        <w:t>{{nsnt}}</w:t>
+      </w:r>
+      <w:r>
+        <w:rPr>
+          <w:rFonts w:ascii="Times New Roman" w:hAnsi="Times New Roman"/>
+          <w:sz w:val="26"/>
+          <w:szCs w:val="26"/>
+        </w:rPr>
+        <w:t xml:space="preserve"> </w:t>
+      </w:r>
+    </w:p>
+    <w:p>
+      <w:pPr>
+        <w:spacing w:after="0" w:line="240" w:lineRule="auto"/>
+        <w:rPr>
+          <w:rFonts w:ascii="Times New Roman" w:hAnsi="Times New Roman"/>
+          <w:sz w:val="26"/>
+          <w:szCs w:val="26"/>
+        </w:rPr>
+      </w:pPr>
+      <w:r>
+        <w:rPr>
+          <w:rFonts w:ascii="Times New Roman" w:hAnsi="Times New Roman"/>
+          <w:sz w:val="26"/>
+          <w:szCs w:val="26"/>
+        </w:rPr>
+        <w:t>CC/</w:t>
+      </w:r>
+      <w:r>
+        <w:rPr>
+          <w:rFonts w:ascii="Times New Roman" w:hAnsi="Times New Roman"/>
+          <w:sz w:val="26"/>
+          <w:szCs w:val="26"/>
+        </w:rPr>
+        <w:t xml:space="preserve">CCCD số: </w:t>
+      </w:r>
+      <w:r>
+        <w:rPr>
+          <w:rFonts w:ascii="Times New Roman" w:hAnsi="Times New Roman"/>
+          <w:sz w:val="26"/>
+          <w:szCs w:val="26"/>
+        </w:rPr>
+        <w:t>{{cccdnt}}</w:t>
+      </w:r>
+      <w:r>
+        <w:rPr>
+          <w:rFonts w:ascii="Times New Roman" w:hAnsi="Times New Roman"/>
+          <w:sz w:val="26"/>
+          <w:szCs w:val="26"/>
+        </w:rPr>
+        <w:t xml:space="preserve"> </w:t>
+      </w:r>
+      <w:r>
+        <w:rPr>
+          <w:rFonts w:ascii="Times New Roman" w:hAnsi="Times New Roman"/>
+          <w:sz w:val="26"/>
+          <w:szCs w:val="26"/>
+        </w:rPr>
+        <w:tab/>
+      </w:r>
+      <w:r>
+        <w:rPr>
+          <w:rFonts w:ascii="Times New Roman" w:hAnsi="Times New Roman"/>
+          <w:sz w:val="26"/>
+          <w:szCs w:val="26"/>
+        </w:rPr>
+        <w:tab/>
+      </w:r>
+      <w:r>
+        <w:rPr>
+          <w:rFonts w:ascii="Times New Roman" w:hAnsi="Times New Roman"/>
+          <w:sz w:val="26"/>
+          <w:szCs w:val="26"/>
+        </w:rPr>
+        <w:tab/>
+      </w:r>
+      <w:r>
+        <w:rPr>
+          <w:rFonts w:ascii="Times New Roman" w:hAnsi="Times New Roman"/>
+          <w:sz w:val="26"/>
+          <w:szCs w:val="26"/>
+        </w:rPr>
+        <w:tab/>
+      </w:r>
+      <w:r>
+        <w:rPr>
+          <w:rFonts w:ascii="Times New Roman" w:hAnsi="Times New Roman"/>
+          <w:sz w:val="26"/>
+          <w:szCs w:val="26"/>
+        </w:rPr>
+        <w:tab/>
+      </w:r>
+      <w:r>
+        <w:rPr>
+          <w:rFonts w:ascii="Times New Roman" w:hAnsi="Times New Roman"/>
+          <w:sz w:val="26"/>
+          <w:szCs w:val="26"/>
+        </w:rPr>
+        <w:t>Ngày cấp</w:t>
+      </w:r>
+      <w:r>
+        <w:rPr>
+          <w:rFonts w:ascii="Times New Roman" w:hAnsi="Times New Roman"/>
+          <w:sz w:val="26"/>
+          <w:szCs w:val="26"/>
+        </w:rPr>
+        <w:t xml:space="preserve">: </w:t>
+      </w:r>
+      <w:r>
+        <w:rPr>
+          <w:rFonts w:ascii="Times New Roman" w:hAnsi="Times New Roman"/>
+          <w:sz w:val="26"/>
+          <w:szCs w:val="26"/>
+        </w:rPr>
+        <w:t>{{ncnt}}</w:t>
+      </w:r>
+      <w:r>
+        <w:rPr>
+          <w:rFonts w:ascii="Times New Roman" w:hAnsi="Times New Roman"/>
+          <w:sz w:val="26"/>
+          <w:szCs w:val="26"/>
+        </w:rPr>
+        <w:t xml:space="preserve"> </w:t>
+      </w:r>
+    </w:p>
+    <w:p>
+      <w:pPr>
+        <w:spacing w:after="0" w:line="240" w:lineRule="auto"/>
+        <w:rPr>
+          <w:rFonts w:ascii="Times New Roman" w:hAnsi="Times New Roman"/>
+          <w:sz w:val="26"/>
+          <w:szCs w:val="26"/>
+        </w:rPr>
+      </w:pPr>
+      <w:r>
+        <w:rPr>
+          <w:rFonts w:ascii="Times New Roman" w:hAnsi="Times New Roman"/>
+          <w:sz w:val="26"/>
+          <w:szCs w:val="26"/>
+        </w:rPr>
+        <w:t>Nơi cấp:</w:t>
+      </w:r>
+      <w:r>
+        <w:rPr>
+          <w:rFonts w:ascii="Times New Roman" w:hAnsi="Times New Roman"/>
+          <w:sz w:val="26"/>
+          <w:szCs w:val="26"/>
+        </w:rPr>
+        <w:t xml:space="preserve"> {{nccccdnt}}</w:t>
+      </w:r>
+    </w:p>
+    <w:p>
+      <w:pPr>
+        <w:spacing w:after="0" w:line="240" w:lineRule="auto"/>
+        <w:rPr>
+          <w:rFonts w:ascii="Times New Roman" w:hAnsi="Times New Roman" w:cs="Times New Roman"/>
+          <w:sz w:val="26"/>
+          <w:szCs w:val="26"/>
+        </w:rPr>
+      </w:pPr>
+      <w:r>
+        <w:rPr>
+          <w:rFonts w:ascii="Times New Roman" w:hAnsi="Times New Roman" w:cs="Times New Roman"/>
+          <w:sz w:val="26"/>
+          <w:szCs w:val="26"/>
+        </w:rPr>
+        <w:t>Địa chỉ thường trú:</w:t>
+      </w:r>
+      <w:r>
+        <w:rPr>
+          <w:rFonts w:ascii="Times New Roman" w:hAnsi="Times New Roman" w:cs="Times New Roman"/>
+          <w:sz w:val="26"/>
+          <w:szCs w:val="26"/>
+        </w:rPr>
+        <w:t xml:space="preserve"> </w:t>
+      </w:r>
+      <w:r>
+        <w:rPr>
+          <w:rFonts w:ascii="Times New Roman" w:hAnsi="Times New Roman" w:cs="Times New Roman"/>
+          <w:sz w:val="26"/>
+          <w:szCs w:val="26"/>
+        </w:rPr>
+        <w:t>{{ttnt}}</w:t>
+      </w:r>
+    </w:p>
+    <w:p>
+      <w:pPr>
+        <w:spacing w:after="0" w:line="240" w:lineRule="auto"/>
+        <w:rPr>
+          <w:rFonts w:ascii="Times New Roman" w:hAnsi="Times New Roman" w:cs="Times New Roman"/>
+          <w:sz w:val="26"/>
+          <w:szCs w:val="26"/>
+        </w:rPr>
+      </w:pPr>
+      <w:r>
+        <w:rPr>
+          <w:rFonts w:ascii="Times New Roman" w:eastAsia="Times New Roman" w:hAnsi="Times New Roman" w:cs="Times New Roman"/>
+          <w:sz w:val="26"/>
+          <w:szCs w:val="26"/>
+        </w:rPr>
+        <w:t xml:space="preserve">Mối quan hệ: </w:t>
+      </w:r>
+      <w:r>
+        <w:rPr>
+          <w:rFonts w:ascii="Times New Roman" w:eastAsia="Times New Roman" w:hAnsi="Times New Roman" w:cs="Times New Roman"/>
+          <w:sz w:val="26"/>
+          <w:szCs w:val="26"/>
+        </w:rPr>
+        <w:t>{{qh}}</w:t>
+      </w:r>
+    </w:p>
+    <w:p>
+      <w:pPr>
+        <w:spacing w:after="0" w:line="240" w:lineRule="auto"/>
         <w:rPr>
           <w:rFonts w:ascii="Times New Roman" w:hAnsi="Times New Roman"/>
           <w:sz w:val="26"/>
@@ -521,6 +901,7 @@
     </w:p>
     <w:p>
       <w:pPr>
+        <w:spacing w:after="0" w:line="240" w:lineRule="auto"/>
         <w:rPr>
           <w:rFonts w:ascii="Times New Roman" w:hAnsi="Times New Roman"/>
           <w:sz w:val="26"/>
@@ -543,6 +924,7 @@
     </w:p>
     <w:p>
       <w:pPr>
+        <w:spacing w:after="0" w:line="240" w:lineRule="auto"/>
         <w:rPr>
           <w:rFonts w:ascii="Times New Roman" w:hAnsi="Times New Roman"/>
           <w:sz w:val="26"/>
@@ -558,6 +940,7 @@
     </w:p>
     <w:p>
       <w:pPr>
+        <w:spacing w:after="0" w:line="240" w:lineRule="auto"/>
         <w:rPr>
           <w:rFonts w:ascii="Times New Roman" w:hAnsi="Times New Roman"/>
           <w:b/>
@@ -575,6 +958,7 @@
     </w:p>
     <w:p>
       <w:pPr>
+        <w:spacing w:after="0" w:line="240" w:lineRule="auto"/>
         <w:rPr>
           <w:rFonts w:ascii="Times New Roman" w:hAnsi="Times New Roman"/>
           <w:sz w:val="26"/>
@@ -590,6 +974,7 @@
     </w:p>
     <w:p>
       <w:pPr>
+        <w:spacing w:after="0" w:line="240" w:lineRule="auto"/>
         <w:rPr>
           <w:rFonts w:ascii="Times New Roman" w:hAnsi="Times New Roman"/>
           <w:sz w:val="26"/>
@@ -605,21 +990,7 @@
     </w:p>
     <w:p>
       <w:pPr>
-        <w:rPr>
-          <w:rFonts w:ascii="Times New Roman" w:hAnsi="Times New Roman"/>
-          <w:sz w:val="26"/>
-        </w:rPr>
-      </w:pPr>
-      <w:r>
-        <w:rPr>
-          <w:rFonts w:ascii="Times New Roman" w:hAnsi="Times New Roman"/>
-          <w:sz w:val="26"/>
-        </w:rPr>
-        <w:t>- Dư nợ hiện tại của khách hàng tại Quỹ.</w:t>
-      </w:r>
-    </w:p>
-    <w:p>
-      <w:pPr>
+        <w:spacing w:after="0" w:line="240" w:lineRule="auto"/>
         <w:rPr>
           <w:rFonts w:ascii="Times New Roman" w:hAnsi="Times New Roman"/>
           <w:sz w:val="26"/>
@@ -635,6 +1006,7 @@
     </w:p>
     <w:p>
       <w:pPr>
+        <w:spacing w:after="0" w:line="240" w:lineRule="auto"/>
         <w:rPr>
           <w:rFonts w:ascii="Times New Roman" w:hAnsi="Times New Roman"/>
           <w:sz w:val="26"/>
@@ -674,24 +1046,25 @@
     </w:p>
     <w:p>
       <w:pPr>
-        <w:rPr>
-          <w:rFonts w:ascii="Times New Roman" w:hAnsi="Times New Roman"/>
-          <w:b/>
-          <w:sz w:val="26"/>
-        </w:rPr>
-      </w:pPr>
-      <w:r>
-        <w:rPr>
-          <w:rFonts w:ascii="Times New Roman" w:hAnsi="Times New Roman"/>
-          <w:b/>
-          <w:sz w:val="26"/>
-        </w:rPr>
-        <w:lastRenderedPageBreak/>
+        <w:spacing w:after="0" w:line="240" w:lineRule="auto"/>
+        <w:rPr>
+          <w:rFonts w:ascii="Times New Roman" w:hAnsi="Times New Roman"/>
+          <w:b/>
+          <w:sz w:val="26"/>
+        </w:rPr>
+      </w:pPr>
+      <w:r>
+        <w:rPr>
+          <w:rFonts w:ascii="Times New Roman" w:hAnsi="Times New Roman"/>
+          <w:b/>
+          <w:sz w:val="26"/>
+        </w:rPr>
         <w:t>II. MỤC ĐÍCH VAY VỐN:</w:t>
       </w:r>
     </w:p>
     <w:p>
       <w:pPr>
+        <w:spacing w:after="0" w:line="240" w:lineRule="auto"/>
         <w:rPr>
           <w:rFonts w:ascii="Times New Roman" w:hAnsi="Times New Roman"/>
           <w:sz w:val="26"/>
@@ -707,6 +1080,7 @@
     </w:p>
     <w:p>
       <w:pPr>
+        <w:spacing w:after="0" w:line="240" w:lineRule="auto"/>
         <w:rPr>
           <w:rFonts w:ascii="Times New Roman" w:hAnsi="Times New Roman"/>
           <w:sz w:val="26"/>
@@ -722,6 +1096,7 @@
     </w:p>
     <w:p>
       <w:pPr>
+        <w:spacing w:after="0" w:line="240" w:lineRule="auto"/>
         <w:rPr>
           <w:rFonts w:ascii="Times New Roman" w:hAnsi="Times New Roman"/>
           <w:b/>
@@ -739,6 +1114,7 @@
     </w:p>
     <w:p>
       <w:pPr>
+        <w:spacing w:after="0" w:line="240" w:lineRule="auto"/>
         <w:rPr>
           <w:rFonts w:ascii="Times New Roman" w:hAnsi="Times New Roman"/>
           <w:sz w:val="26"/>
@@ -762,17 +1138,32 @@
     </w:p>
     <w:p>
       <w:pPr>
-        <w:rPr>
-          <w:rFonts w:ascii="Times New Roman" w:hAnsi="Times New Roman"/>
-          <w:sz w:val="26"/>
-        </w:rPr>
-      </w:pPr>
-      <w:r>
-        <w:rPr>
-          <w:rFonts w:ascii="Times New Roman" w:hAnsi="Times New Roman"/>
-          <w:sz w:val="26"/>
-        </w:rPr>
-        <w:t>- Bảng xác định nhu cầu cấp tín dụng ngắn hạn tiếp theo tại thời điểm này 20/05/2026 được xác định cụ thể như sau:</w:t>
+        <w:spacing w:after="0" w:line="240" w:lineRule="auto"/>
+        <w:rPr>
+          <w:rFonts w:ascii="Times New Roman" w:hAnsi="Times New Roman"/>
+          <w:sz w:val="26"/>
+        </w:rPr>
+      </w:pPr>
+      <w:r>
+        <w:rPr>
+          <w:rFonts w:ascii="Times New Roman" w:hAnsi="Times New Roman"/>
+          <w:sz w:val="26"/>
+        </w:rPr>
+        <w:t>- Bảng xác định nhu cầu cấp tín dụng ngắn hạn tiếp theo tại thời điể</w:t>
+      </w:r>
+      <w:r>
+        <w:rPr>
+          <w:rFonts w:ascii="Times New Roman" w:hAnsi="Times New Roman"/>
+          <w:sz w:val="26"/>
+        </w:rPr>
+        <w:t>m này {{dayGN}}/{{monthGN}}/{{yearGN}}</w:t>
+      </w:r>
+      <w:r>
+        <w:rPr>
+          <w:rFonts w:ascii="Times New Roman" w:hAnsi="Times New Roman"/>
+          <w:sz w:val="26"/>
+        </w:rPr>
+        <w:t xml:space="preserve"> được xác định cụ thể như sau:</w:t>
       </w:r>
     </w:p>
     <w:tbl>
@@ -783,8 +1174,8 @@
       </w:tblPr>
       <w:tblGrid>
         <w:gridCol w:w="708"/>
-        <w:gridCol w:w="6234"/>
-        <w:gridCol w:w="3020"/>
+        <w:gridCol w:w="6233"/>
+        <w:gridCol w:w="3021"/>
       </w:tblGrid>
       <w:tr>
         <w:tc>
@@ -939,6 +1330,7 @@
                 <w:rFonts w:ascii="Times New Roman" w:hAnsi="Times New Roman"/>
                 <w:sz w:val="26"/>
               </w:rPr>
+              <w:lastRenderedPageBreak/>
               <w:t>2</w:t>
             </w:r>
           </w:p>
@@ -1300,7 +1692,7 @@
                 <w:rFonts w:ascii="Times New Roman" w:hAnsi="Times New Roman"/>
                 <w:sz w:val="26"/>
               </w:rPr>
-              <w:t>{{vonTuCo}}</w:t>
+              <w:t>{{vonTuCoVaVonKhac}}</w:t>
             </w:r>
           </w:p>
         </w:tc>
@@ -1564,14 +1956,16 @@
     </w:tbl>
     <w:p>
       <w:pPr>
-        <w:rPr>
-          <w:rFonts w:ascii="Times New Roman" w:hAnsi="Times New Roman"/>
-          <w:sz w:val="26"/>
-        </w:rPr>
-      </w:pPr>
-    </w:p>
-    <w:p>
-      <w:pPr>
+        <w:spacing w:after="0" w:line="240" w:lineRule="auto"/>
+        <w:rPr>
+          <w:rFonts w:ascii="Times New Roman" w:hAnsi="Times New Roman"/>
+          <w:sz w:val="26"/>
+        </w:rPr>
+      </w:pPr>
+    </w:p>
+    <w:p>
+      <w:pPr>
+        <w:spacing w:after="0" w:line="240" w:lineRule="auto"/>
         <w:rPr>
           <w:rFonts w:ascii="Times New Roman" w:hAnsi="Times New Roman"/>
           <w:sz w:val="26"/>
@@ -1587,6 +1981,7 @@
     </w:p>
     <w:p>
       <w:pPr>
+        <w:spacing w:after="0" w:line="240" w:lineRule="auto"/>
         <w:rPr>
           <w:rFonts w:ascii="Times New Roman" w:hAnsi="Times New Roman"/>
           <w:sz w:val="26"/>
@@ -1617,6 +2012,7 @@
     </w:p>
     <w:p>
       <w:pPr>
+        <w:spacing w:after="0" w:line="240" w:lineRule="auto"/>
         <w:rPr>
           <w:rFonts w:ascii="Times New Roman" w:hAnsi="Times New Roman"/>
           <w:sz w:val="26"/>
@@ -1632,6 +2028,7 @@
     </w:p>
     <w:p>
       <w:pPr>
+        <w:spacing w:after="0" w:line="240" w:lineRule="auto"/>
         <w:rPr>
           <w:rFonts w:ascii="Times New Roman" w:hAnsi="Times New Roman"/>
           <w:sz w:val="26"/>
@@ -1662,6 +2059,7 @@
     </w:p>
     <w:p>
       <w:pPr>
+        <w:spacing w:after="0" w:line="240" w:lineRule="auto"/>
         <w:rPr>
           <w:rFonts w:ascii="Times New Roman" w:hAnsi="Times New Roman"/>
           <w:sz w:val="26"/>
@@ -1677,6 +2075,7 @@
     </w:p>
     <w:p>
       <w:pPr>
+        <w:spacing w:after="0" w:line="240" w:lineRule="auto"/>
         <w:rPr>
           <w:rFonts w:ascii="Times New Roman" w:hAnsi="Times New Roman"/>
           <w:sz w:val="26"/>
@@ -1707,6 +2106,7 @@
     </w:p>
     <w:p>
       <w:pPr>
+        <w:spacing w:after="0" w:line="240" w:lineRule="auto"/>
         <w:rPr>
           <w:rFonts w:ascii="Times New Roman" w:hAnsi="Times New Roman"/>
           <w:sz w:val="26"/>
@@ -1722,6 +2122,7 @@
     </w:p>
     <w:p>
       <w:pPr>
+        <w:spacing w:after="0" w:line="240" w:lineRule="auto"/>
         <w:rPr>
           <w:rFonts w:ascii="Times New Roman" w:hAnsi="Times New Roman"/>
           <w:sz w:val="26"/>
@@ -1737,6 +2138,7 @@
     </w:p>
     <w:p>
       <w:pPr>
+        <w:spacing w:after="0" w:line="240" w:lineRule="auto"/>
         <w:rPr>
           <w:rFonts w:ascii="Times New Roman" w:hAnsi="Times New Roman"/>
           <w:sz w:val="26"/>
@@ -1755,111 +2157,116 @@
           <w:sz w:val="26"/>
         </w:rPr>
         <w:t>{{dayGN}}/{{monthGN}}</w:t>
+      </w:r>
+      <w:r>
+        <w:rPr>
+          <w:rFonts w:ascii="Times New Roman" w:hAnsi="Times New Roman"/>
+          <w:sz w:val="26"/>
+        </w:rPr>
+        <w:t>/{{yearGN}}</w:t>
+      </w:r>
+      <w:r>
+        <w:rPr>
+          <w:rFonts w:ascii="Times New Roman" w:hAnsi="Times New Roman"/>
+          <w:sz w:val="26"/>
+        </w:rPr>
+        <w:t xml:space="preserve"> </w:t>
+      </w:r>
+      <w:r>
+        <w:rPr>
+          <w:rFonts w:ascii="Times New Roman" w:hAnsi="Times New Roman"/>
+          <w:sz w:val="26"/>
+        </w:rPr>
+        <w:t>số tiền: {{tienVayLai}} đồng.</w:t>
+      </w:r>
+    </w:p>
+    <w:p>
+      <w:pPr>
+        <w:spacing w:after="0" w:line="240" w:lineRule="auto"/>
+        <w:rPr>
+          <w:rFonts w:ascii="Times New Roman" w:hAnsi="Times New Roman"/>
+          <w:sz w:val="26"/>
+        </w:rPr>
+      </w:pPr>
+      <w:r>
+        <w:rPr>
+          <w:rFonts w:ascii="Times New Roman" w:hAnsi="Times New Roman"/>
+          <w:sz w:val="26"/>
+        </w:rPr>
+        <w:t>7. Kế hoạch trả nợ: Trả gốc vào cuối kỳ hoặc trong kỳ khi có nguồn thu.</w:t>
+      </w:r>
+    </w:p>
+    <w:p>
+      <w:pPr>
+        <w:spacing w:after="0" w:line="240" w:lineRule="auto"/>
+        <w:rPr>
+          <w:rFonts w:ascii="Times New Roman" w:hAnsi="Times New Roman"/>
+          <w:sz w:val="26"/>
+        </w:rPr>
+      </w:pPr>
+      <w:r>
+        <w:rPr>
+          <w:rFonts w:ascii="Times New Roman" w:hAnsi="Times New Roman"/>
+          <w:sz w:val="26"/>
+        </w:rPr>
+        <w:t>8. Kế hoạch trả lãi: Lãi trả hàng tháng (không vượt quá 3 tháng).</w:t>
+      </w:r>
+    </w:p>
+    <w:p>
+      <w:pPr>
+        <w:spacing w:after="0" w:line="240" w:lineRule="auto"/>
+        <w:rPr>
+          <w:rFonts w:ascii="Times New Roman" w:hAnsi="Times New Roman"/>
+          <w:b/>
+          <w:sz w:val="26"/>
+        </w:rPr>
+      </w:pPr>
+      <w:r>
+        <w:rPr>
+          <w:rFonts w:ascii="Times New Roman" w:hAnsi="Times New Roman"/>
+          <w:b/>
+          <w:sz w:val="26"/>
+        </w:rPr>
+        <w:t>IV. ĐỀ XUẤT CỦA CÁN BỘ TÍN DỤNG.</w:t>
+      </w:r>
+    </w:p>
+    <w:p>
+      <w:pPr>
+        <w:spacing w:after="0" w:line="240" w:lineRule="auto"/>
+        <w:rPr>
+          <w:rFonts w:ascii="Times New Roman" w:hAnsi="Times New Roman"/>
+          <w:sz w:val="26"/>
+        </w:rPr>
+      </w:pPr>
+      <w:r>
+        <w:rPr>
+          <w:rFonts w:ascii="Times New Roman" w:hAnsi="Times New Roman"/>
+          <w:sz w:val="26"/>
+        </w:rPr>
+        <w:t>1. Sau khi thẩm định tôi đồng ý cho vay và đề nghị Giám đốc phê duyệt:</w:t>
+      </w:r>
+    </w:p>
+    <w:p>
+      <w:pPr>
+        <w:spacing w:after="0" w:line="240" w:lineRule="auto"/>
+        <w:rPr>
+          <w:rFonts w:ascii="Times New Roman" w:hAnsi="Times New Roman"/>
+          <w:sz w:val="26"/>
+        </w:rPr>
+      </w:pPr>
+      <w:r>
+        <w:rPr>
+          <w:rFonts w:ascii="Times New Roman" w:hAnsi="Times New Roman"/>
+          <w:sz w:val="26"/>
+        </w:rPr>
+        <w:t>- Số tiền cho vay lần này: {{tienVayLai}} đồng.</w:t>
       </w:r>
       <w:bookmarkStart w:id="0" w:name="_GoBack"/>
       <w:bookmarkEnd w:id="0"/>
-      <w:r>
-        <w:rPr>
-          <w:rFonts w:ascii="Times New Roman" w:hAnsi="Times New Roman"/>
-          <w:sz w:val="26"/>
-        </w:rPr>
-        <w:t>/{{yearGN}}</w:t>
-      </w:r>
-      <w:r>
-        <w:rPr>
-          <w:rFonts w:ascii="Times New Roman" w:hAnsi="Times New Roman"/>
-          <w:sz w:val="26"/>
-        </w:rPr>
-        <w:t xml:space="preserve"> </w:t>
-      </w:r>
-      <w:r>
-        <w:rPr>
-          <w:rFonts w:ascii="Times New Roman" w:hAnsi="Times New Roman"/>
-          <w:sz w:val="26"/>
-        </w:rPr>
-        <w:t>số tiền: {{tienVayLai}} đồng.</w:t>
-      </w:r>
-    </w:p>
-    <w:p>
-      <w:pPr>
-        <w:rPr>
-          <w:rFonts w:ascii="Times New Roman" w:hAnsi="Times New Roman"/>
-          <w:sz w:val="26"/>
-        </w:rPr>
-      </w:pPr>
-      <w:r>
-        <w:rPr>
-          <w:rFonts w:ascii="Times New Roman" w:hAnsi="Times New Roman"/>
-          <w:sz w:val="26"/>
-        </w:rPr>
-        <w:t>7. Kế hoạch trả nợ: Trả gốc vào cuối kỳ hoặc trong kỳ khi có nguồn thu.</w:t>
-      </w:r>
-    </w:p>
-    <w:p>
-      <w:pPr>
-        <w:rPr>
-          <w:rFonts w:ascii="Times New Roman" w:hAnsi="Times New Roman"/>
-          <w:sz w:val="26"/>
-        </w:rPr>
-      </w:pPr>
-      <w:r>
-        <w:rPr>
-          <w:rFonts w:ascii="Times New Roman" w:hAnsi="Times New Roman"/>
-          <w:sz w:val="26"/>
-        </w:rPr>
-        <w:t>8. Kế hoạch trả lãi: Lãi trả hàng tháng (không vượt quá 3 tháng).</w:t>
-      </w:r>
-    </w:p>
-    <w:p>
-      <w:pPr>
-        <w:rPr>
-          <w:rFonts w:ascii="Times New Roman" w:hAnsi="Times New Roman"/>
-          <w:b/>
-          <w:sz w:val="26"/>
-        </w:rPr>
-      </w:pPr>
-      <w:r>
-        <w:rPr>
-          <w:rFonts w:ascii="Times New Roman" w:hAnsi="Times New Roman"/>
-          <w:b/>
-          <w:sz w:val="26"/>
-        </w:rPr>
-        <w:t>IV. ĐỀ XUẤT CỦA CÁN BỘ TÍN DỤNG.</w:t>
-      </w:r>
-    </w:p>
-    <w:p>
-      <w:pPr>
-        <w:rPr>
-          <w:rFonts w:ascii="Times New Roman" w:hAnsi="Times New Roman"/>
-          <w:sz w:val="26"/>
-        </w:rPr>
-      </w:pPr>
-      <w:r>
-        <w:rPr>
-          <w:rFonts w:ascii="Times New Roman" w:hAnsi="Times New Roman"/>
-          <w:sz w:val="26"/>
-        </w:rPr>
-        <w:lastRenderedPageBreak/>
-        <w:t>1. Sau khi thẩm định tôi đồng ý cho vay và đề nghị Giám đốc phê duyệt:</w:t>
-      </w:r>
-    </w:p>
-    <w:p>
-      <w:pPr>
-        <w:rPr>
-          <w:rFonts w:ascii="Times New Roman" w:hAnsi="Times New Roman"/>
-          <w:sz w:val="26"/>
-        </w:rPr>
-      </w:pPr>
-      <w:r>
-        <w:rPr>
-          <w:rFonts w:ascii="Times New Roman" w:hAnsi="Times New Roman"/>
-          <w:sz w:val="26"/>
-        </w:rPr>
-        <w:t>- Số tiền cho vay lần này: {{tienVayLai}} đồng.</w:t>
-      </w:r>
-    </w:p>
-    <w:p>
-      <w:pPr>
+    </w:p>
+    <w:p>
+      <w:pPr>
+        <w:spacing w:after="0" w:line="240" w:lineRule="auto"/>
         <w:rPr>
           <w:rFonts w:ascii="Times New Roman" w:hAnsi="Times New Roman"/>
           <w:sz w:val="26"/>
@@ -1875,6 +2282,7 @@
     </w:p>
     <w:p>
       <w:pPr>
+        <w:spacing w:after="0" w:line="240" w:lineRule="auto"/>
         <w:rPr>
           <w:rFonts w:ascii="Times New Roman" w:hAnsi="Times New Roman"/>
           <w:sz w:val="26"/>
@@ -1890,6 +2298,7 @@
     </w:p>
     <w:p>
       <w:pPr>
+        <w:spacing w:after="0" w:line="240" w:lineRule="auto"/>
         <w:rPr>
           <w:rFonts w:ascii="Times New Roman" w:hAnsi="Times New Roman"/>
           <w:sz w:val="26"/>
@@ -1905,6 +2314,7 @@
     </w:p>
     <w:p>
       <w:pPr>
+        <w:spacing w:after="0" w:line="240" w:lineRule="auto"/>
         <w:rPr>
           <w:rFonts w:ascii="Times New Roman" w:hAnsi="Times New Roman"/>
           <w:sz w:val="26"/>
@@ -1920,6 +2330,7 @@
     </w:p>
     <w:p>
       <w:pPr>
+        <w:spacing w:after="0" w:line="240" w:lineRule="auto"/>
         <w:rPr>
           <w:rFonts w:ascii="Times New Roman" w:hAnsi="Times New Roman"/>
           <w:sz w:val="26"/>
@@ -1963,6 +2374,7 @@
     </w:p>
     <w:p>
       <w:pPr>
+        <w:spacing w:after="0" w:line="240" w:lineRule="auto"/>
         <w:rPr>
           <w:rFonts w:ascii="Times New Roman" w:hAnsi="Times New Roman"/>
           <w:sz w:val="26"/>
@@ -1978,6 +2390,7 @@
     </w:p>
     <w:p>
       <w:pPr>
+        <w:spacing w:after="0" w:line="240" w:lineRule="auto"/>
         <w:rPr>
           <w:rFonts w:ascii="Times New Roman" w:hAnsi="Times New Roman"/>
           <w:sz w:val="26"/>
@@ -1993,6 +2406,7 @@
     </w:p>
     <w:p>
       <w:pPr>
+        <w:spacing w:after="0" w:line="240" w:lineRule="auto"/>
         <w:rPr>
           <w:rFonts w:ascii="Times New Roman" w:hAnsi="Times New Roman"/>
           <w:b/>
@@ -2080,6 +2494,7 @@
     </w:p>
     <w:p>
       <w:pPr>
+        <w:spacing w:after="0" w:line="240" w:lineRule="auto"/>
         <w:rPr>
           <w:rFonts w:ascii="Times New Roman" w:hAnsi="Times New Roman"/>
           <w:i/>
@@ -2139,6 +2554,7 @@
     </w:p>
     <w:p>
       <w:pPr>
+        <w:spacing w:after="0" w:line="240" w:lineRule="auto"/>
         <w:rPr>
           <w:rFonts w:ascii="Times New Roman" w:hAnsi="Times New Roman"/>
           <w:i/>
@@ -2148,6 +2564,7 @@
     </w:p>
     <w:p>
       <w:pPr>
+        <w:spacing w:after="0" w:line="240" w:lineRule="auto"/>
         <w:rPr>
           <w:rFonts w:ascii="Times New Roman" w:hAnsi="Times New Roman"/>
           <w:i/>
@@ -2165,10 +2582,10 @@
     </w:p>
     <w:p>
       <w:pPr>
+        <w:spacing w:after="0" w:line="240" w:lineRule="auto"/>
         <w:ind w:left="720"/>
         <w:rPr>
           <w:rFonts w:ascii="Times New Roman" w:hAnsi="Times New Roman"/>
-          <w:b/>
           <w:i/>
           <w:sz w:val="26"/>
         </w:rPr>
@@ -2181,18 +2598,55 @@
         </w:rPr>
         <w:t xml:space="preserve">           </w:t>
       </w:r>
-      <w:r>
+    </w:p>
+    <w:p>
+      <w:pPr>
+        <w:spacing w:after="0" w:line="240" w:lineRule="auto"/>
+        <w:ind w:left="720" w:firstLine="720"/>
         <w:rPr>
           <w:rFonts w:ascii="Times New Roman" w:hAnsi="Times New Roman"/>
           <w:b/>
           <w:i/>
           <w:sz w:val="26"/>
         </w:rPr>
+      </w:pPr>
+    </w:p>
+    <w:p>
+      <w:pPr>
+        <w:spacing w:after="0" w:line="240" w:lineRule="auto"/>
+        <w:ind w:left="720" w:firstLine="720"/>
+        <w:rPr>
+          <w:rFonts w:ascii="Times New Roman" w:hAnsi="Times New Roman"/>
+          <w:b/>
+          <w:i/>
+          <w:sz w:val="26"/>
+        </w:rPr>
+      </w:pPr>
+    </w:p>
+    <w:p>
+      <w:pPr>
+        <w:spacing w:after="0" w:line="240" w:lineRule="auto"/>
+        <w:ind w:left="720" w:firstLine="720"/>
+        <w:rPr>
+          <w:rFonts w:ascii="Times New Roman" w:hAnsi="Times New Roman"/>
+          <w:b/>
+          <w:i/>
+          <w:sz w:val="26"/>
+        </w:rPr>
+      </w:pPr>
+      <w:r>
+        <w:rPr>
+          <w:rFonts w:ascii="Times New Roman" w:hAnsi="Times New Roman"/>
+          <w:b/>
+          <w:i/>
+          <w:sz w:val="26"/>
+        </w:rPr>
         <w:t>{{canBoTDVT}}</w:t>
       </w:r>
     </w:p>
     <w:p>
       <w:pPr>
+        <w:spacing w:after="0" w:line="240" w:lineRule="auto"/>
         <w:rPr>
           <w:rFonts w:ascii="Times New Roman" w:hAnsi="Times New Roman"/>
           <w:sz w:val="26"/>
@@ -2209,14 +2663,16 @@
     </w:p>
     <w:p>
       <w:pPr>
-        <w:rPr>
-          <w:rFonts w:ascii="Times New Roman" w:hAnsi="Times New Roman"/>
-          <w:sz w:val="26"/>
-        </w:rPr>
-      </w:pPr>
-    </w:p>
-    <w:p>
-      <w:pPr>
+        <w:spacing w:after="0" w:line="240" w:lineRule="auto"/>
+        <w:rPr>
+          <w:rFonts w:ascii="Times New Roman" w:hAnsi="Times New Roman"/>
+          <w:sz w:val="26"/>
+        </w:rPr>
+      </w:pPr>
+    </w:p>
+    <w:p>
+      <w:pPr>
+        <w:spacing w:after="0" w:line="240" w:lineRule="auto"/>
         <w:ind w:left="360"/>
         <w:rPr>
           <w:rFonts w:ascii="Times New Roman" w:hAnsi="Times New Roman"/>
